--- a/zht/docx/126.content.docx
+++ b/zht/docx/126.content.docx
@@ -452,18 +452,12 @@
           <w:lang w:val="zh_TW" w:bidi="zh_TW"/>
         </w:rPr>
       </w:r>
-      <w:hyperlink r:id="rId13">
-        <w:r>
-          <w:rPr>
-            <w:lang w:val="zh_TW" w:bidi="zh_TW"/>
-          </w:rPr>
-          <w:rPr>
-            <w:color w:val="0000EE"/>
-            <w:u w:val="single"/>
-          </w:rPr>
-          <w:t>但以理書3:21–23</w:t>
-        </w:r>
-      </w:hyperlink>
+      <w:r>
+        <w:rPr>
+          <w:lang w:val="zh_TW" w:bidi="zh_TW"/>
+        </w:rPr>
+        <w:t>但以理書3:21–23</w:t>
+      </w:r>
     </w:p>
     <w:p>
       <w:pPr>
@@ -476,18 +470,12 @@
           <w:lang w:val="zh_TW" w:bidi="zh_TW"/>
         </w:rPr>
       </w:r>
-      <w:hyperlink r:id="rId14">
-        <w:r>
-          <w:rPr>
-            <w:lang w:val="zh_TW" w:bidi="zh_TW"/>
-          </w:rPr>
-          <w:rPr>
-            <w:color w:val="0000EE"/>
-            <w:u w:val="single"/>
-          </w:rPr>
-          <w:t>以賽亞書22:21</w:t>
-        </w:r>
-      </w:hyperlink>
+      <w:r>
+        <w:rPr>
+          <w:lang w:val="zh_TW" w:bidi="zh_TW"/>
+        </w:rPr>
+        <w:t>以賽亞書22:21</w:t>
+      </w:r>
     </w:p>
     <w:p>
       <w:pPr>
@@ -500,18 +488,12 @@
           <w:lang w:val="zh_TW" w:bidi="zh_TW"/>
         </w:rPr>
       </w:r>
-      <w:hyperlink r:id="rId15">
-        <w:r>
-          <w:rPr>
-            <w:lang w:val="zh_TW" w:bidi="zh_TW"/>
-          </w:rPr>
-          <w:rPr>
-            <w:color w:val="0000EE"/>
-            <w:u w:val="single"/>
-          </w:rPr>
-          <w:t>利未記8:12–13</w:t>
-        </w:r>
-      </w:hyperlink>
+      <w:r>
+        <w:rPr>
+          <w:lang w:val="zh_TW" w:bidi="zh_TW"/>
+        </w:rPr>
+        <w:t>利未記8:12–13</w:t>
+      </w:r>
     </w:p>
     <w:p>
       <w:pPr>
@@ -524,18 +506,12 @@
           <w:lang w:val="zh_TW" w:bidi="zh_TW"/>
         </w:rPr>
       </w:r>
-      <w:hyperlink r:id="rId16">
-        <w:r>
-          <w:rPr>
-            <w:lang w:val="zh_TW" w:bidi="zh_TW"/>
-          </w:rPr>
-          <w:rPr>
-            <w:color w:val="0000EE"/>
-            <w:u w:val="single"/>
-          </w:rPr>
-          <w:t>路加福音3:11</w:t>
-        </w:r>
-      </w:hyperlink>
+      <w:r>
+        <w:rPr>
+          <w:lang w:val="zh_TW" w:bidi="zh_TW"/>
+        </w:rPr>
+        <w:t>路加福音3:11</w:t>
+      </w:r>
     </w:p>
     <w:p>
       <w:pPr>
@@ -548,18 +524,12 @@
           <w:lang w:val="zh_TW" w:bidi="zh_TW"/>
         </w:rPr>
       </w:r>
-      <w:hyperlink r:id="rId17">
-        <w:r>
-          <w:rPr>
-            <w:lang w:val="zh_TW" w:bidi="zh_TW"/>
-          </w:rPr>
-          <w:rPr>
-            <w:color w:val="0000EE"/>
-            <w:u w:val="single"/>
-          </w:rPr>
-          <w:t>馬可福音6:7–9</w:t>
-        </w:r>
-      </w:hyperlink>
+      <w:r>
+        <w:rPr>
+          <w:lang w:val="zh_TW" w:bidi="zh_TW"/>
+        </w:rPr>
+        <w:t>馬可福音6:7–9</w:t>
+      </w:r>
     </w:p>
     <w:p>
       <w:pPr>
@@ -572,18 +542,12 @@
           <w:lang w:val="zh_TW" w:bidi="zh_TW"/>
         </w:rPr>
       </w:r>
-      <w:hyperlink r:id="rId18">
-        <w:r>
-          <w:rPr>
-            <w:lang w:val="zh_TW" w:bidi="zh_TW"/>
-          </w:rPr>
-          <w:rPr>
-            <w:color w:val="0000EE"/>
-            <w:u w:val="single"/>
-          </w:rPr>
-          <w:t>馬太福音10:10</w:t>
-        </w:r>
-      </w:hyperlink>
+      <w:r>
+        <w:rPr>
+          <w:lang w:val="zh_TW" w:bidi="zh_TW"/>
+        </w:rPr>
+        <w:t>馬太福音10:10</w:t>
+      </w:r>
     </w:p>
     <w:p>
       <w:pPr>
